--- a/Jyoti_Kashyap_Modern_Resume.docx
+++ b/Jyoti_Kashyap_Modern_Resume.docx
@@ -10,7 +10,8 @@
       <w:r>
         <w:rPr>
           <w:b/>
-          <w:sz w:val="44"/>
+          <w:sz w:val="40"/>
+          <w:szCs w:val="20"/>
         </w:rPr>
         <w:t>JYOTI KASHYAP</w:t>
       </w:r>
@@ -35,8 +36,16 @@
       <w:pPr>
         <w:pStyle w:val="Heading1"/>
         <w:spacing w:before="0" w:line="240" w:lineRule="auto"/>
+        <w:rPr>
+          <w:sz w:val="24"/>
+          <w:szCs w:val="24"/>
+        </w:rPr>
       </w:pPr>
       <w:r>
+        <w:rPr>
+          <w:sz w:val="24"/>
+          <w:szCs w:val="24"/>
+        </w:rPr>
         <w:t>Professional Summary</w:t>
       </w:r>
     </w:p>
@@ -52,8 +61,16 @@
       <w:pPr>
         <w:pStyle w:val="Heading1"/>
         <w:spacing w:before="0" w:line="240" w:lineRule="auto"/>
+        <w:rPr>
+          <w:sz w:val="24"/>
+          <w:szCs w:val="24"/>
+        </w:rPr>
       </w:pPr>
       <w:r>
+        <w:rPr>
+          <w:sz w:val="24"/>
+          <w:szCs w:val="24"/>
+        </w:rPr>
         <w:t>Technical Skills</w:t>
       </w:r>
     </w:p>
@@ -66,7 +83,7 @@
         </w:rPr>
         <w:sectPr>
           <w:pgSz w:w="12240" w:h="15840"/>
-          <w:pgMar w:top="720" w:right="720" w:bottom="720" w:left="720" w:header="720" w:footer="720" w:gutter="0"/>
+          <w:pgMar w:top="576" w:right="720" w:bottom="576" w:left="720" w:header="720" w:footer="720" w:gutter="0"/>
           <w:cols w:space="720"/>
           <w:docGrid w:linePitch="360"/>
         </w:sectPr>
@@ -154,7 +171,7 @@
         <w:sectPr>
           <w:type w:val="continuous"/>
           <w:pgSz w:w="12240" w:h="15840"/>
-          <w:pgMar w:top="720" w:right="720" w:bottom="720" w:left="720" w:header="720" w:footer="720" w:gutter="0"/>
+          <w:pgMar w:top="576" w:right="720" w:bottom="576" w:left="720" w:header="720" w:footer="720" w:gutter="0"/>
           <w:cols w:num="2" w:space="720"/>
           <w:docGrid w:linePitch="360"/>
         </w:sectPr>
@@ -164,8 +181,16 @@
       <w:pPr>
         <w:pStyle w:val="Heading1"/>
         <w:spacing w:before="0" w:line="240" w:lineRule="auto"/>
+        <w:rPr>
+          <w:sz w:val="24"/>
+          <w:szCs w:val="24"/>
+        </w:rPr>
       </w:pPr>
       <w:r>
+        <w:rPr>
+          <w:sz w:val="24"/>
+          <w:szCs w:val="24"/>
+        </w:rPr>
         <w:t>Projects</w:t>
       </w:r>
     </w:p>
@@ -176,9 +201,23 @@
       <w:r>
         <w:rPr>
           <w:b/>
-          <w:sz w:val="24"/>
+          <w:szCs w:val="20"/>
         </w:rPr>
         <w:t>Car Sales Data Analysis</w:t>
+      </w:r>
+      <w:r>
+        <w:rPr>
+          <w:b/>
+          <w:szCs w:val="20"/>
+        </w:rPr>
+        <w:t xml:space="preserve"> </w:t>
+      </w:r>
+      <w:r>
+        <w:rPr>
+          <w:bCs/>
+          <w:szCs w:val="20"/>
+        </w:rPr>
+        <w:t>(Excel)</w:t>
       </w:r>
       <w:r>
         <w:br/>
@@ -192,13 +231,33 @@
       <w:r>
         <w:rPr>
           <w:b/>
-          <w:sz w:val="24"/>
+          <w:szCs w:val="20"/>
         </w:rPr>
         <w:t>Road Accident Data Analysis</w:t>
       </w:r>
       <w:r>
+        <w:rPr>
+          <w:b/>
+          <w:szCs w:val="20"/>
+        </w:rPr>
+        <w:t xml:space="preserve"> </w:t>
+      </w:r>
+      <w:r>
+        <w:rPr>
+          <w:bCs/>
+          <w:szCs w:val="20"/>
+        </w:rPr>
+        <w:t>(Excel)</w:t>
+      </w:r>
+      <w:r>
         <w:br/>
-        <w:t>• Analyzed road accident datasets using Excel and Power BI to identify accident trends and risk areas.</w:t>
+        <w:t xml:space="preserve">• </w:t>
+      </w:r>
+      <w:r>
+        <w:t>Analyzed Road</w:t>
+      </w:r>
+      <w:r>
+        <w:t xml:space="preserve"> accident datasets using Excel and Power BI to identify accident trends and risk areas.</w:t>
       </w:r>
     </w:p>
     <w:p>
@@ -208,7 +267,7 @@
       <w:r>
         <w:rPr>
           <w:b/>
-          <w:sz w:val="24"/>
+          <w:szCs w:val="20"/>
         </w:rPr>
         <w:t>SQL Analytics Project</w:t>
       </w:r>
@@ -224,7 +283,7 @@
       <w:r>
         <w:rPr>
           <w:b/>
-          <w:sz w:val="24"/>
+          <w:szCs w:val="20"/>
         </w:rPr>
         <w:t>Python Analytics Project</w:t>
       </w:r>
@@ -240,7 +299,7 @@
       <w:r>
         <w:rPr>
           <w:b/>
-          <w:sz w:val="24"/>
+          <w:szCs w:val="20"/>
         </w:rPr>
         <w:t>Student Management System</w:t>
       </w:r>
@@ -256,7 +315,7 @@
       <w:r>
         <w:rPr>
           <w:b/>
-          <w:sz w:val="24"/>
+          <w:szCs w:val="20"/>
         </w:rPr>
         <w:t>Power BI Sales Dashboard</w:t>
       </w:r>
@@ -272,21 +331,343 @@
       <w:r>
         <w:rPr>
           <w:b/>
-          <w:sz w:val="24"/>
+          <w:szCs w:val="20"/>
         </w:rPr>
         <w:t>Streamlit Analytics App</w:t>
       </w:r>
       <w:r>
         <w:br/>
-        <w:t>• Built an interactive Streamlit web application for dashboard reporting and data visualization.</w:t>
+      </w:r>
+      <w:r>
+        <w:t>•</w:t>
+      </w:r>
+      <w:r>
+        <w:t xml:space="preserve"> </w:t>
+      </w:r>
+      <w:r>
+        <w:t>Built an interactive Streamlit web application for dashboard reporting and data visualization.</w:t>
       </w:r>
     </w:p>
     <w:p>
       <w:pPr>
+        <w:spacing w:after="0" w:line="240" w:lineRule="auto"/>
+      </w:pPr>
+      <w:r>
+        <w:rPr>
+          <w:b/>
+        </w:rPr>
+        <w:t>Sales Dashboard</w:t>
+      </w:r>
+      <w:r>
+        <w:t xml:space="preserve"> (Excel, Power BI)</w:t>
+      </w:r>
+    </w:p>
+    <w:p>
+      <w:pPr>
+        <w:spacing w:after="0" w:line="240" w:lineRule="auto"/>
+      </w:pPr>
+      <w:r>
+        <w:t>•</w:t>
+      </w:r>
+      <w:r>
+        <w:t xml:space="preserve"> </w:t>
+      </w:r>
+      <w:r>
+        <w:t>Built an interactive sales dashboard to analyze revenue, profit, and growth trends using KPI cards and charts.</w:t>
+      </w:r>
+    </w:p>
+    <w:p>
+      <w:pPr>
+        <w:spacing w:after="0" w:line="240" w:lineRule="auto"/>
+      </w:pPr>
+      <w:r>
+        <w:t>•</w:t>
+      </w:r>
+      <w:r>
+        <w:t xml:space="preserve"> </w:t>
+      </w:r>
+      <w:r>
+        <w:t>Performed region-wise and product-wise analysis to identify top-performing products and business</w:t>
+      </w:r>
+      <w:r>
+        <w:t xml:space="preserve"> </w:t>
+      </w:r>
+      <w:r>
+        <w:t>opportunities.</w:t>
+      </w:r>
+    </w:p>
+    <w:p>
+      <w:pPr>
+        <w:spacing w:after="0" w:line="240" w:lineRule="auto"/>
+      </w:pPr>
+      <w:r>
+        <w:rPr>
+          <w:b/>
+        </w:rPr>
+        <w:t>HR Analytics Dashboard</w:t>
+      </w:r>
+      <w:r>
+        <w:t xml:space="preserve"> (Power BI)</w:t>
+      </w:r>
+    </w:p>
+    <w:p>
+      <w:pPr>
+        <w:spacing w:after="0" w:line="240" w:lineRule="auto"/>
+      </w:pPr>
+      <w:r>
+        <w:t>•</w:t>
+      </w:r>
+      <w:r>
+        <w:t xml:space="preserve"> </w:t>
+      </w:r>
+      <w:r>
+        <w:t>Built an HR analytics dashboard to analyze employee attrition, salary trends, and department performance.</w:t>
+      </w:r>
+    </w:p>
+    <w:p>
+      <w:pPr>
+        <w:spacing w:after="0" w:line="240" w:lineRule="auto"/>
+      </w:pPr>
+      <w:r>
+        <w:t>•</w:t>
+      </w:r>
+      <w:r>
+        <w:t xml:space="preserve"> </w:t>
+      </w:r>
+      <w:r>
+        <w:t>Created visual reports to identify workforce trends and support HR decision-making.</w:t>
+      </w:r>
+    </w:p>
+    <w:p>
+      <w:pPr>
+        <w:spacing w:after="0" w:line="240" w:lineRule="auto"/>
+      </w:pPr>
+      <w:r>
+        <w:rPr>
+          <w:b/>
+        </w:rPr>
+        <w:t>Finance Dashboard</w:t>
+      </w:r>
+      <w:r>
+        <w:t xml:space="preserve"> (Power BI, Excel)</w:t>
+      </w:r>
+    </w:p>
+    <w:p>
+      <w:pPr>
+        <w:spacing w:after="0" w:line="240" w:lineRule="auto"/>
+      </w:pPr>
+      <w:r>
+        <w:t>•</w:t>
+      </w:r>
+      <w:r>
+        <w:t xml:space="preserve"> </w:t>
+      </w:r>
+      <w:r>
+        <w:t>Built a finance dashboard to track expenses, budget vs actual performance, and profit margins.</w:t>
+      </w:r>
+    </w:p>
+    <w:p>
+      <w:pPr>
+        <w:spacing w:after="0" w:line="240" w:lineRule="auto"/>
+      </w:pPr>
+      <w:r>
+        <w:t>•</w:t>
+      </w:r>
+      <w:r>
+        <w:t xml:space="preserve"> </w:t>
+      </w:r>
+      <w:r>
+        <w:t>Analyzed financial trends and generated insights for better budget planning.</w:t>
+      </w:r>
+    </w:p>
+    <w:p>
+      <w:pPr>
+        <w:spacing w:after="0" w:line="240" w:lineRule="auto"/>
+      </w:pPr>
+      <w:r>
+        <w:rPr>
+          <w:b/>
+        </w:rPr>
+        <w:t>E-Commerce Dashboard</w:t>
+      </w:r>
+      <w:r>
+        <w:t xml:space="preserve"> (Power BI)</w:t>
+      </w:r>
+    </w:p>
+    <w:p>
+      <w:pPr>
+        <w:spacing w:after="0" w:line="240" w:lineRule="auto"/>
+      </w:pPr>
+      <w:r>
+        <w:t>•</w:t>
+      </w:r>
+      <w:r>
+        <w:t xml:space="preserve"> </w:t>
+      </w:r>
+      <w:r>
+        <w:t>Built an interactive dashboard to analyze customer behavior, repeat customers, and delivery trends.</w:t>
+      </w:r>
+    </w:p>
+    <w:p>
+      <w:pPr>
+        <w:spacing w:after="0" w:line="240" w:lineRule="auto"/>
+      </w:pPr>
+      <w:r>
+        <w:t>•</w:t>
+      </w:r>
+      <w:r>
+        <w:t xml:space="preserve"> </w:t>
+      </w:r>
+      <w:r>
+        <w:t>Generated insights to improve customer retention and operational efficiency.</w:t>
+      </w:r>
+    </w:p>
+    <w:p>
+      <w:pPr>
+        <w:spacing w:after="0" w:line="240" w:lineRule="auto"/>
+      </w:pPr>
+      <w:r>
+        <w:rPr>
+          <w:b/>
+        </w:rPr>
+        <w:t>Retail Sales Analysis System</w:t>
+      </w:r>
+      <w:r>
+        <w:t xml:space="preserve"> (Python, Pandas, NumPy, Matplotlib)</w:t>
+      </w:r>
+    </w:p>
+    <w:p>
+      <w:pPr>
+        <w:spacing w:after="0" w:line="240" w:lineRule="auto"/>
+      </w:pPr>
+      <w:r>
+        <w:t>•</w:t>
+      </w:r>
+      <w:r>
+        <w:t xml:space="preserve"> </w:t>
+      </w:r>
+      <w:r>
+        <w:t>Developed a retail sales analysis system using CSV datasets for data cleaning and trend analysis.</w:t>
+      </w:r>
+    </w:p>
+    <w:p>
+      <w:pPr>
+        <w:spacing w:after="0" w:line="240" w:lineRule="auto"/>
+      </w:pPr>
+      <w:r>
+        <w:t>•</w:t>
+      </w:r>
+      <w:r>
+        <w:t xml:space="preserve"> </w:t>
+      </w:r>
+      <w:r>
+        <w:t>Performed missing value handling, monthly revenue analysis, and top product identification using Python.</w:t>
+      </w:r>
+    </w:p>
+    <w:p>
+      <w:pPr>
+        <w:spacing w:after="0" w:line="240" w:lineRule="auto"/>
+      </w:pPr>
+      <w:r>
+        <w:rPr>
+          <w:b/>
+        </w:rPr>
+        <w:t>Streamlit Data Analytics App</w:t>
+      </w:r>
+      <w:r>
+        <w:t xml:space="preserve"> (Python, Streamlit, Pandas, Plotly)</w:t>
+      </w:r>
+    </w:p>
+    <w:p>
+      <w:pPr>
+        <w:spacing w:after="0" w:line="240" w:lineRule="auto"/>
+      </w:pPr>
+      <w:r>
+        <w:t>•</w:t>
+      </w:r>
+      <w:r>
+        <w:t xml:space="preserve"> </w:t>
+      </w:r>
+      <w:r>
+        <w:t>Developed an interactive analytics app allowing users to upload CSV files and visualize data.</w:t>
+      </w:r>
+    </w:p>
+    <w:p>
+      <w:pPr>
+        <w:spacing w:after="0" w:line="240" w:lineRule="auto"/>
+      </w:pPr>
+      <w:r>
+        <w:t>•</w:t>
+      </w:r>
+      <w:r>
+        <w:t xml:space="preserve"> </w:t>
+      </w:r>
+      <w:r>
+        <w:t>Implemented filters and interactive charts for dynamic dashboard analysis.</w:t>
+      </w:r>
+    </w:p>
+    <w:p>
+      <w:pPr>
+        <w:spacing w:after="0" w:line="240" w:lineRule="auto"/>
+      </w:pPr>
+      <w:r>
+        <w:rPr>
+          <w:b/>
+        </w:rPr>
+        <w:t>Coaching Institute ERP Dashboard</w:t>
+      </w:r>
+      <w:r>
+        <w:t xml:space="preserve"> (Power BI, Excel)</w:t>
+      </w:r>
+    </w:p>
+    <w:p>
+      <w:pPr>
+        <w:spacing w:after="0" w:line="240" w:lineRule="auto"/>
+      </w:pPr>
+      <w:r>
+        <w:t>•</w:t>
+      </w:r>
+      <w:r>
+        <w:t xml:space="preserve"> </w:t>
+      </w:r>
+      <w:r>
+        <w:t>Built an ERP dashboard to analyze student admissions, fees collection, attendance, and faculty performance.</w:t>
+      </w:r>
+    </w:p>
+    <w:p>
+      <w:pPr>
+        <w:spacing w:after="0" w:line="240" w:lineRule="auto"/>
+      </w:pPr>
+      <w:r>
+        <w:t>•</w:t>
+      </w:r>
+      <w:r>
+        <w:t xml:space="preserve">  </w:t>
+      </w:r>
+      <w:r>
+        <w:t>Created reports to monitor course popularity and institutional performance.</w:t>
+      </w:r>
+    </w:p>
+    <w:p>
+      <w:pPr>
+        <w:spacing w:after="0" w:line="240" w:lineRule="auto"/>
+      </w:pPr>
+    </w:p>
+    <w:p>
+      <w:pPr>
         <w:pStyle w:val="Heading1"/>
         <w:spacing w:before="240" w:line="240" w:lineRule="auto"/>
+        <w:rPr>
+          <w:sz w:val="24"/>
+          <w:szCs w:val="24"/>
+        </w:rPr>
       </w:pPr>
       <w:r>
+        <w:rPr>
+          <w:sz w:val="24"/>
+          <w:szCs w:val="24"/>
+        </w:rPr>
+        <w:lastRenderedPageBreak/>
         <w:t>Education</w:t>
       </w:r>
     </w:p>
@@ -481,8 +862,16 @@
       <w:pPr>
         <w:pStyle w:val="Heading1"/>
         <w:spacing w:before="240" w:line="240" w:lineRule="auto"/>
+        <w:rPr>
+          <w:sz w:val="24"/>
+          <w:szCs w:val="24"/>
+        </w:rPr>
       </w:pPr>
       <w:r>
+        <w:rPr>
+          <w:sz w:val="24"/>
+          <w:szCs w:val="24"/>
+        </w:rPr>
         <w:t>Soft Skills</w:t>
       </w:r>
     </w:p>
@@ -493,7 +882,7 @@
         <w:sectPr>
           <w:type w:val="continuous"/>
           <w:pgSz w:w="12240" w:h="15840"/>
-          <w:pgMar w:top="720" w:right="720" w:bottom="720" w:left="720" w:header="720" w:footer="720" w:gutter="0"/>
+          <w:pgMar w:top="576" w:right="720" w:bottom="576" w:left="720" w:header="720" w:footer="720" w:gutter="0"/>
           <w:cols w:space="720"/>
           <w:docGrid w:linePitch="360"/>
         </w:sectPr>
@@ -520,7 +909,7 @@
     <w:p>
       <w:pPr>
         <w:pStyle w:val="ListBullet"/>
-        <w:spacing w:after="0" w:line="240" w:lineRule="auto"/>
+        <w:spacing w:after="0" w:line="216" w:lineRule="auto"/>
       </w:pPr>
       <w:r>
         <w:t>Communication Skills</w:t>
@@ -533,14 +922,14 @@
           <w:ilvl w:val="0"/>
           <w:numId w:val="0"/>
         </w:numPr>
-        <w:spacing w:after="0" w:line="120" w:lineRule="auto"/>
+        <w:spacing w:after="0" w:line="216" w:lineRule="auto"/>
         <w:ind w:left="360"/>
       </w:pPr>
     </w:p>
     <w:p>
       <w:pPr>
         <w:pStyle w:val="ListBullet"/>
-        <w:spacing w:after="0" w:line="240" w:lineRule="auto"/>
+        <w:spacing w:after="0" w:line="216" w:lineRule="auto"/>
       </w:pPr>
       <w:r>
         <w:t>Time Management</w:t>
@@ -549,11 +938,11 @@
     <w:p>
       <w:pPr>
         <w:pStyle w:val="ListBullet"/>
-        <w:spacing w:before="180" w:after="0" w:line="240" w:lineRule="auto"/>
+        <w:spacing w:before="180" w:after="0" w:line="216" w:lineRule="auto"/>
         <w:sectPr>
           <w:type w:val="continuous"/>
           <w:pgSz w:w="12240" w:h="15840"/>
-          <w:pgMar w:top="720" w:right="720" w:bottom="720" w:left="720" w:header="720" w:footer="720" w:gutter="0"/>
+          <w:pgMar w:top="576" w:right="720" w:bottom="576" w:left="720" w:header="720" w:footer="720" w:gutter="0"/>
           <w:cols w:num="2" w:space="720"/>
           <w:docGrid w:linePitch="360"/>
         </w:sectPr>
@@ -569,17 +958,17 @@
           <w:ilvl w:val="0"/>
           <w:numId w:val="0"/>
         </w:numPr>
-        <w:spacing w:after="0" w:line="120" w:lineRule="auto"/>
+        <w:spacing w:after="0" w:line="216" w:lineRule="auto"/>
       </w:pPr>
     </w:p>
     <w:p>
       <w:pPr>
         <w:pStyle w:val="Heading1"/>
-        <w:spacing w:before="10" w:line="240" w:lineRule="auto"/>
+        <w:spacing w:before="10" w:line="216" w:lineRule="auto"/>
         <w:sectPr>
           <w:type w:val="continuous"/>
           <w:pgSz w:w="12240" w:h="15840"/>
-          <w:pgMar w:top="720" w:right="720" w:bottom="720" w:left="720" w:header="720" w:footer="720" w:gutter="0"/>
+          <w:pgMar w:top="576" w:right="720" w:bottom="576" w:left="720" w:header="720" w:footer="720" w:gutter="0"/>
           <w:cols w:space="720"/>
           <w:docGrid w:linePitch="360"/>
         </w:sectPr>
@@ -588,27 +977,35 @@
     <w:p>
       <w:pPr>
         <w:pStyle w:val="Heading1"/>
-        <w:spacing w:before="0" w:line="240" w:lineRule="auto"/>
+        <w:spacing w:before="0" w:line="216" w:lineRule="auto"/>
+        <w:rPr>
+          <w:sz w:val="24"/>
+          <w:szCs w:val="24"/>
+        </w:rPr>
       </w:pPr>
       <w:r>
+        <w:rPr>
+          <w:sz w:val="24"/>
+          <w:szCs w:val="24"/>
+        </w:rPr>
         <w:t>Languages</w:t>
       </w:r>
     </w:p>
     <w:p>
       <w:pPr>
-        <w:spacing w:line="240" w:lineRule="auto"/>
+        <w:spacing w:line="216" w:lineRule="auto"/>
         <w:sectPr>
           <w:type w:val="continuous"/>
           <w:pgSz w:w="12240" w:h="15840"/>
-          <w:pgMar w:top="720" w:right="720" w:bottom="720" w:left="720" w:header="720" w:footer="720" w:gutter="0"/>
-          <w:cols w:space="720"/>
+          <w:pgMar w:top="576" w:right="720" w:bottom="576" w:left="720" w:header="720" w:footer="720" w:gutter="0"/>
+          <w:cols w:num="2" w:space="720"/>
           <w:docGrid w:linePitch="360"/>
         </w:sectPr>
       </w:pPr>
     </w:p>
     <w:p>
       <w:pPr>
-        <w:spacing w:line="240" w:lineRule="auto"/>
+        <w:spacing w:line="216" w:lineRule="auto"/>
       </w:pPr>
       <w:r>
         <w:t>English, Hindi</w:t>
@@ -617,8 +1014,17 @@
     <w:p>
       <w:pPr>
         <w:pStyle w:val="Heading1"/>
+        <w:spacing w:line="216" w:lineRule="auto"/>
+        <w:rPr>
+          <w:sz w:val="24"/>
+          <w:szCs w:val="24"/>
+        </w:rPr>
       </w:pPr>
       <w:r>
+        <w:rPr>
+          <w:sz w:val="24"/>
+          <w:szCs w:val="24"/>
+        </w:rPr>
         <w:t>Hobbies</w:t>
       </w:r>
     </w:p>
@@ -630,8 +1036,8 @@
     <w:sectPr>
       <w:type w:val="continuous"/>
       <w:pgSz w:w="12240" w:h="15840"/>
-      <w:pgMar w:top="720" w:right="720" w:bottom="720" w:left="720" w:header="720" w:footer="720" w:gutter="0"/>
-      <w:cols w:space="720"/>
+      <w:pgMar w:top="576" w:right="720" w:bottom="576" w:left="720" w:header="720" w:footer="720" w:gutter="0"/>
+      <w:cols w:num="2" w:space="720"/>
       <w:docGrid w:linePitch="360"/>
     </w:sectPr>
   </w:body>
@@ -808,6 +1214,557 @@
       </w:pPr>
       <w:rPr>
         <w:rFonts w:ascii="Symbol" w:hAnsi="Symbol" w:hint="default"/>
+      </w:rPr>
+    </w:lvl>
+  </w:abstractNum>
+  <w:abstractNum w:abstractNumId="9" w15:restartNumberingAfterBreak="0">
+    <w:nsid w:val="313334ED"/>
+    <w:multiLevelType w:val="hybridMultilevel"/>
+    <w:tmpl w:val="66D80CD8"/>
+    <w:lvl w:ilvl="0" w:tplc="04090001">
+      <w:start w:val="1"/>
+      <w:numFmt w:val="bullet"/>
+      <w:lvlText w:val=""/>
+      <w:lvlJc w:val="left"/>
+      <w:pPr>
+        <w:ind w:left="720" w:hanging="360"/>
+      </w:pPr>
+      <w:rPr>
+        <w:rFonts w:ascii="Symbol" w:hAnsi="Symbol" w:hint="default"/>
+      </w:rPr>
+    </w:lvl>
+    <w:lvl w:ilvl="1" w:tplc="04090003" w:tentative="1">
+      <w:start w:val="1"/>
+      <w:numFmt w:val="bullet"/>
+      <w:lvlText w:val="o"/>
+      <w:lvlJc w:val="left"/>
+      <w:pPr>
+        <w:ind w:left="1440" w:hanging="360"/>
+      </w:pPr>
+      <w:rPr>
+        <w:rFonts w:ascii="Courier New" w:hAnsi="Courier New" w:cs="Courier New" w:hint="default"/>
+      </w:rPr>
+    </w:lvl>
+    <w:lvl w:ilvl="2" w:tplc="04090005" w:tentative="1">
+      <w:start w:val="1"/>
+      <w:numFmt w:val="bullet"/>
+      <w:lvlText w:val=""/>
+      <w:lvlJc w:val="left"/>
+      <w:pPr>
+        <w:ind w:left="2160" w:hanging="360"/>
+      </w:pPr>
+      <w:rPr>
+        <w:rFonts w:ascii="Wingdings" w:hAnsi="Wingdings" w:hint="default"/>
+      </w:rPr>
+    </w:lvl>
+    <w:lvl w:ilvl="3" w:tplc="04090001" w:tentative="1">
+      <w:start w:val="1"/>
+      <w:numFmt w:val="bullet"/>
+      <w:lvlText w:val=""/>
+      <w:lvlJc w:val="left"/>
+      <w:pPr>
+        <w:ind w:left="2880" w:hanging="360"/>
+      </w:pPr>
+      <w:rPr>
+        <w:rFonts w:ascii="Symbol" w:hAnsi="Symbol" w:hint="default"/>
+      </w:rPr>
+    </w:lvl>
+    <w:lvl w:ilvl="4" w:tplc="04090003" w:tentative="1">
+      <w:start w:val="1"/>
+      <w:numFmt w:val="bullet"/>
+      <w:lvlText w:val="o"/>
+      <w:lvlJc w:val="left"/>
+      <w:pPr>
+        <w:ind w:left="3600" w:hanging="360"/>
+      </w:pPr>
+      <w:rPr>
+        <w:rFonts w:ascii="Courier New" w:hAnsi="Courier New" w:cs="Courier New" w:hint="default"/>
+      </w:rPr>
+    </w:lvl>
+    <w:lvl w:ilvl="5" w:tplc="04090005" w:tentative="1">
+      <w:start w:val="1"/>
+      <w:numFmt w:val="bullet"/>
+      <w:lvlText w:val=""/>
+      <w:lvlJc w:val="left"/>
+      <w:pPr>
+        <w:ind w:left="4320" w:hanging="360"/>
+      </w:pPr>
+      <w:rPr>
+        <w:rFonts w:ascii="Wingdings" w:hAnsi="Wingdings" w:hint="default"/>
+      </w:rPr>
+    </w:lvl>
+    <w:lvl w:ilvl="6" w:tplc="04090001" w:tentative="1">
+      <w:start w:val="1"/>
+      <w:numFmt w:val="bullet"/>
+      <w:lvlText w:val=""/>
+      <w:lvlJc w:val="left"/>
+      <w:pPr>
+        <w:ind w:left="5040" w:hanging="360"/>
+      </w:pPr>
+      <w:rPr>
+        <w:rFonts w:ascii="Symbol" w:hAnsi="Symbol" w:hint="default"/>
+      </w:rPr>
+    </w:lvl>
+    <w:lvl w:ilvl="7" w:tplc="04090003" w:tentative="1">
+      <w:start w:val="1"/>
+      <w:numFmt w:val="bullet"/>
+      <w:lvlText w:val="o"/>
+      <w:lvlJc w:val="left"/>
+      <w:pPr>
+        <w:ind w:left="5760" w:hanging="360"/>
+      </w:pPr>
+      <w:rPr>
+        <w:rFonts w:ascii="Courier New" w:hAnsi="Courier New" w:cs="Courier New" w:hint="default"/>
+      </w:rPr>
+    </w:lvl>
+    <w:lvl w:ilvl="8" w:tplc="04090005" w:tentative="1">
+      <w:start w:val="1"/>
+      <w:numFmt w:val="bullet"/>
+      <w:lvlText w:val=""/>
+      <w:lvlJc w:val="left"/>
+      <w:pPr>
+        <w:ind w:left="6480" w:hanging="360"/>
+      </w:pPr>
+      <w:rPr>
+        <w:rFonts w:ascii="Wingdings" w:hAnsi="Wingdings" w:hint="default"/>
+      </w:rPr>
+    </w:lvl>
+  </w:abstractNum>
+  <w:abstractNum w:abstractNumId="10" w15:restartNumberingAfterBreak="0">
+    <w:nsid w:val="38461081"/>
+    <w:multiLevelType w:val="hybridMultilevel"/>
+    <w:tmpl w:val="C7CC5644"/>
+    <w:lvl w:ilvl="0" w:tplc="04090001">
+      <w:start w:val="1"/>
+      <w:numFmt w:val="bullet"/>
+      <w:lvlText w:val=""/>
+      <w:lvlJc w:val="left"/>
+      <w:pPr>
+        <w:ind w:left="720" w:hanging="360"/>
+      </w:pPr>
+      <w:rPr>
+        <w:rFonts w:ascii="Symbol" w:hAnsi="Symbol" w:hint="default"/>
+      </w:rPr>
+    </w:lvl>
+    <w:lvl w:ilvl="1" w:tplc="04090003" w:tentative="1">
+      <w:start w:val="1"/>
+      <w:numFmt w:val="bullet"/>
+      <w:lvlText w:val="o"/>
+      <w:lvlJc w:val="left"/>
+      <w:pPr>
+        <w:ind w:left="1440" w:hanging="360"/>
+      </w:pPr>
+      <w:rPr>
+        <w:rFonts w:ascii="Courier New" w:hAnsi="Courier New" w:cs="Courier New" w:hint="default"/>
+      </w:rPr>
+    </w:lvl>
+    <w:lvl w:ilvl="2" w:tplc="04090005" w:tentative="1">
+      <w:start w:val="1"/>
+      <w:numFmt w:val="bullet"/>
+      <w:lvlText w:val=""/>
+      <w:lvlJc w:val="left"/>
+      <w:pPr>
+        <w:ind w:left="2160" w:hanging="360"/>
+      </w:pPr>
+      <w:rPr>
+        <w:rFonts w:ascii="Wingdings" w:hAnsi="Wingdings" w:hint="default"/>
+      </w:rPr>
+    </w:lvl>
+    <w:lvl w:ilvl="3" w:tplc="04090001" w:tentative="1">
+      <w:start w:val="1"/>
+      <w:numFmt w:val="bullet"/>
+      <w:lvlText w:val=""/>
+      <w:lvlJc w:val="left"/>
+      <w:pPr>
+        <w:ind w:left="2880" w:hanging="360"/>
+      </w:pPr>
+      <w:rPr>
+        <w:rFonts w:ascii="Symbol" w:hAnsi="Symbol" w:hint="default"/>
+      </w:rPr>
+    </w:lvl>
+    <w:lvl w:ilvl="4" w:tplc="04090003" w:tentative="1">
+      <w:start w:val="1"/>
+      <w:numFmt w:val="bullet"/>
+      <w:lvlText w:val="o"/>
+      <w:lvlJc w:val="left"/>
+      <w:pPr>
+        <w:ind w:left="3600" w:hanging="360"/>
+      </w:pPr>
+      <w:rPr>
+        <w:rFonts w:ascii="Courier New" w:hAnsi="Courier New" w:cs="Courier New" w:hint="default"/>
+      </w:rPr>
+    </w:lvl>
+    <w:lvl w:ilvl="5" w:tplc="04090005" w:tentative="1">
+      <w:start w:val="1"/>
+      <w:numFmt w:val="bullet"/>
+      <w:lvlText w:val=""/>
+      <w:lvlJc w:val="left"/>
+      <w:pPr>
+        <w:ind w:left="4320" w:hanging="360"/>
+      </w:pPr>
+      <w:rPr>
+        <w:rFonts w:ascii="Wingdings" w:hAnsi="Wingdings" w:hint="default"/>
+      </w:rPr>
+    </w:lvl>
+    <w:lvl w:ilvl="6" w:tplc="04090001" w:tentative="1">
+      <w:start w:val="1"/>
+      <w:numFmt w:val="bullet"/>
+      <w:lvlText w:val=""/>
+      <w:lvlJc w:val="left"/>
+      <w:pPr>
+        <w:ind w:left="5040" w:hanging="360"/>
+      </w:pPr>
+      <w:rPr>
+        <w:rFonts w:ascii="Symbol" w:hAnsi="Symbol" w:hint="default"/>
+      </w:rPr>
+    </w:lvl>
+    <w:lvl w:ilvl="7" w:tplc="04090003" w:tentative="1">
+      <w:start w:val="1"/>
+      <w:numFmt w:val="bullet"/>
+      <w:lvlText w:val="o"/>
+      <w:lvlJc w:val="left"/>
+      <w:pPr>
+        <w:ind w:left="5760" w:hanging="360"/>
+      </w:pPr>
+      <w:rPr>
+        <w:rFonts w:ascii="Courier New" w:hAnsi="Courier New" w:cs="Courier New" w:hint="default"/>
+      </w:rPr>
+    </w:lvl>
+    <w:lvl w:ilvl="8" w:tplc="04090005" w:tentative="1">
+      <w:start w:val="1"/>
+      <w:numFmt w:val="bullet"/>
+      <w:lvlText w:val=""/>
+      <w:lvlJc w:val="left"/>
+      <w:pPr>
+        <w:ind w:left="6480" w:hanging="360"/>
+      </w:pPr>
+      <w:rPr>
+        <w:rFonts w:ascii="Wingdings" w:hAnsi="Wingdings" w:hint="default"/>
+      </w:rPr>
+    </w:lvl>
+  </w:abstractNum>
+  <w:abstractNum w:abstractNumId="11" w15:restartNumberingAfterBreak="0">
+    <w:nsid w:val="45842E36"/>
+    <w:multiLevelType w:val="hybridMultilevel"/>
+    <w:tmpl w:val="1098D790"/>
+    <w:lvl w:ilvl="0" w:tplc="04090001">
+      <w:start w:val="1"/>
+      <w:numFmt w:val="bullet"/>
+      <w:lvlText w:val=""/>
+      <w:lvlJc w:val="left"/>
+      <w:pPr>
+        <w:ind w:left="831" w:hanging="360"/>
+      </w:pPr>
+      <w:rPr>
+        <w:rFonts w:ascii="Symbol" w:hAnsi="Symbol" w:hint="default"/>
+      </w:rPr>
+    </w:lvl>
+    <w:lvl w:ilvl="1" w:tplc="04090003" w:tentative="1">
+      <w:start w:val="1"/>
+      <w:numFmt w:val="bullet"/>
+      <w:lvlText w:val="o"/>
+      <w:lvlJc w:val="left"/>
+      <w:pPr>
+        <w:ind w:left="1551" w:hanging="360"/>
+      </w:pPr>
+      <w:rPr>
+        <w:rFonts w:ascii="Courier New" w:hAnsi="Courier New" w:cs="Courier New" w:hint="default"/>
+      </w:rPr>
+    </w:lvl>
+    <w:lvl w:ilvl="2" w:tplc="04090005" w:tentative="1">
+      <w:start w:val="1"/>
+      <w:numFmt w:val="bullet"/>
+      <w:lvlText w:val=""/>
+      <w:lvlJc w:val="left"/>
+      <w:pPr>
+        <w:ind w:left="2271" w:hanging="360"/>
+      </w:pPr>
+      <w:rPr>
+        <w:rFonts w:ascii="Wingdings" w:hAnsi="Wingdings" w:hint="default"/>
+      </w:rPr>
+    </w:lvl>
+    <w:lvl w:ilvl="3" w:tplc="04090001" w:tentative="1">
+      <w:start w:val="1"/>
+      <w:numFmt w:val="bullet"/>
+      <w:lvlText w:val=""/>
+      <w:lvlJc w:val="left"/>
+      <w:pPr>
+        <w:ind w:left="2991" w:hanging="360"/>
+      </w:pPr>
+      <w:rPr>
+        <w:rFonts w:ascii="Symbol" w:hAnsi="Symbol" w:hint="default"/>
+      </w:rPr>
+    </w:lvl>
+    <w:lvl w:ilvl="4" w:tplc="04090003" w:tentative="1">
+      <w:start w:val="1"/>
+      <w:numFmt w:val="bullet"/>
+      <w:lvlText w:val="o"/>
+      <w:lvlJc w:val="left"/>
+      <w:pPr>
+        <w:ind w:left="3711" w:hanging="360"/>
+      </w:pPr>
+      <w:rPr>
+        <w:rFonts w:ascii="Courier New" w:hAnsi="Courier New" w:cs="Courier New" w:hint="default"/>
+      </w:rPr>
+    </w:lvl>
+    <w:lvl w:ilvl="5" w:tplc="04090005" w:tentative="1">
+      <w:start w:val="1"/>
+      <w:numFmt w:val="bullet"/>
+      <w:lvlText w:val=""/>
+      <w:lvlJc w:val="left"/>
+      <w:pPr>
+        <w:ind w:left="4431" w:hanging="360"/>
+      </w:pPr>
+      <w:rPr>
+        <w:rFonts w:ascii="Wingdings" w:hAnsi="Wingdings" w:hint="default"/>
+      </w:rPr>
+    </w:lvl>
+    <w:lvl w:ilvl="6" w:tplc="04090001" w:tentative="1">
+      <w:start w:val="1"/>
+      <w:numFmt w:val="bullet"/>
+      <w:lvlText w:val=""/>
+      <w:lvlJc w:val="left"/>
+      <w:pPr>
+        <w:ind w:left="5151" w:hanging="360"/>
+      </w:pPr>
+      <w:rPr>
+        <w:rFonts w:ascii="Symbol" w:hAnsi="Symbol" w:hint="default"/>
+      </w:rPr>
+    </w:lvl>
+    <w:lvl w:ilvl="7" w:tplc="04090003" w:tentative="1">
+      <w:start w:val="1"/>
+      <w:numFmt w:val="bullet"/>
+      <w:lvlText w:val="o"/>
+      <w:lvlJc w:val="left"/>
+      <w:pPr>
+        <w:ind w:left="5871" w:hanging="360"/>
+      </w:pPr>
+      <w:rPr>
+        <w:rFonts w:ascii="Courier New" w:hAnsi="Courier New" w:cs="Courier New" w:hint="default"/>
+      </w:rPr>
+    </w:lvl>
+    <w:lvl w:ilvl="8" w:tplc="04090005" w:tentative="1">
+      <w:start w:val="1"/>
+      <w:numFmt w:val="bullet"/>
+      <w:lvlText w:val=""/>
+      <w:lvlJc w:val="left"/>
+      <w:pPr>
+        <w:ind w:left="6591" w:hanging="360"/>
+      </w:pPr>
+      <w:rPr>
+        <w:rFonts w:ascii="Wingdings" w:hAnsi="Wingdings" w:hint="default"/>
+      </w:rPr>
+    </w:lvl>
+  </w:abstractNum>
+  <w:abstractNum w:abstractNumId="12" w15:restartNumberingAfterBreak="0">
+    <w:nsid w:val="7B20416E"/>
+    <w:multiLevelType w:val="hybridMultilevel"/>
+    <w:tmpl w:val="B5CA7ED6"/>
+    <w:lvl w:ilvl="0" w:tplc="3906EF10">
+      <w:start w:val="1"/>
+      <w:numFmt w:val="bullet"/>
+      <w:lvlText w:val="•"/>
+      <w:lvlJc w:val="left"/>
+      <w:pPr>
+        <w:ind w:left="111" w:firstLine="0"/>
+      </w:pPr>
+      <w:rPr>
+        <w:rFonts w:ascii="Arial" w:eastAsia="Arial" w:hAnsi="Arial" w:cs="Arial"/>
+        <w:b w:val="0"/>
+        <w:i w:val="0"/>
+        <w:strike w:val="0"/>
+        <w:dstrike w:val="0"/>
+        <w:color w:val="000000"/>
+        <w:sz w:val="18"/>
+        <w:szCs w:val="18"/>
+        <w:u w:val="none" w:color="000000"/>
+        <w:effect w:val="none"/>
+        <w:bdr w:val="none" w:sz="0" w:space="0" w:color="auto" w:frame="1"/>
+        <w:vertAlign w:val="baseline"/>
+      </w:rPr>
+    </w:lvl>
+    <w:lvl w:ilvl="1" w:tplc="C494100C">
+      <w:start w:val="1"/>
+      <w:numFmt w:val="bullet"/>
+      <w:lvlText w:val="o"/>
+      <w:lvlJc w:val="left"/>
+      <w:pPr>
+        <w:ind w:left="1080" w:firstLine="0"/>
+      </w:pPr>
+      <w:rPr>
+        <w:rFonts w:ascii="Arial" w:eastAsia="Arial" w:hAnsi="Arial" w:cs="Arial"/>
+        <w:b w:val="0"/>
+        <w:i w:val="0"/>
+        <w:strike w:val="0"/>
+        <w:dstrike w:val="0"/>
+        <w:color w:val="000000"/>
+        <w:sz w:val="18"/>
+        <w:szCs w:val="18"/>
+        <w:u w:val="none" w:color="000000"/>
+        <w:effect w:val="none"/>
+        <w:bdr w:val="none" w:sz="0" w:space="0" w:color="auto" w:frame="1"/>
+        <w:vertAlign w:val="baseline"/>
+      </w:rPr>
+    </w:lvl>
+    <w:lvl w:ilvl="2" w:tplc="1548AABE">
+      <w:start w:val="1"/>
+      <w:numFmt w:val="bullet"/>
+      <w:lvlText w:val="▪"/>
+      <w:lvlJc w:val="left"/>
+      <w:pPr>
+        <w:ind w:left="1800" w:firstLine="0"/>
+      </w:pPr>
+      <w:rPr>
+        <w:rFonts w:ascii="Arial" w:eastAsia="Arial" w:hAnsi="Arial" w:cs="Arial"/>
+        <w:b w:val="0"/>
+        <w:i w:val="0"/>
+        <w:strike w:val="0"/>
+        <w:dstrike w:val="0"/>
+        <w:color w:val="000000"/>
+        <w:sz w:val="18"/>
+        <w:szCs w:val="18"/>
+        <w:u w:val="none" w:color="000000"/>
+        <w:effect w:val="none"/>
+        <w:bdr w:val="none" w:sz="0" w:space="0" w:color="auto" w:frame="1"/>
+        <w:vertAlign w:val="baseline"/>
+      </w:rPr>
+    </w:lvl>
+    <w:lvl w:ilvl="3" w:tplc="EAD45E4A">
+      <w:start w:val="1"/>
+      <w:numFmt w:val="bullet"/>
+      <w:lvlText w:val="•"/>
+      <w:lvlJc w:val="left"/>
+      <w:pPr>
+        <w:ind w:left="2520" w:firstLine="0"/>
+      </w:pPr>
+      <w:rPr>
+        <w:rFonts w:ascii="Arial" w:eastAsia="Arial" w:hAnsi="Arial" w:cs="Arial"/>
+        <w:b w:val="0"/>
+        <w:i w:val="0"/>
+        <w:strike w:val="0"/>
+        <w:dstrike w:val="0"/>
+        <w:color w:val="000000"/>
+        <w:sz w:val="18"/>
+        <w:szCs w:val="18"/>
+        <w:u w:val="none" w:color="000000"/>
+        <w:effect w:val="none"/>
+        <w:bdr w:val="none" w:sz="0" w:space="0" w:color="auto" w:frame="1"/>
+        <w:vertAlign w:val="baseline"/>
+      </w:rPr>
+    </w:lvl>
+    <w:lvl w:ilvl="4" w:tplc="D2A2161A">
+      <w:start w:val="1"/>
+      <w:numFmt w:val="bullet"/>
+      <w:lvlText w:val="o"/>
+      <w:lvlJc w:val="left"/>
+      <w:pPr>
+        <w:ind w:left="3240" w:firstLine="0"/>
+      </w:pPr>
+      <w:rPr>
+        <w:rFonts w:ascii="Arial" w:eastAsia="Arial" w:hAnsi="Arial" w:cs="Arial"/>
+        <w:b w:val="0"/>
+        <w:i w:val="0"/>
+        <w:strike w:val="0"/>
+        <w:dstrike w:val="0"/>
+        <w:color w:val="000000"/>
+        <w:sz w:val="18"/>
+        <w:szCs w:val="18"/>
+        <w:u w:val="none" w:color="000000"/>
+        <w:effect w:val="none"/>
+        <w:bdr w:val="none" w:sz="0" w:space="0" w:color="auto" w:frame="1"/>
+        <w:vertAlign w:val="baseline"/>
+      </w:rPr>
+    </w:lvl>
+    <w:lvl w:ilvl="5" w:tplc="3DBCA76A">
+      <w:start w:val="1"/>
+      <w:numFmt w:val="bullet"/>
+      <w:lvlText w:val="▪"/>
+      <w:lvlJc w:val="left"/>
+      <w:pPr>
+        <w:ind w:left="3960" w:firstLine="0"/>
+      </w:pPr>
+      <w:rPr>
+        <w:rFonts w:ascii="Arial" w:eastAsia="Arial" w:hAnsi="Arial" w:cs="Arial"/>
+        <w:b w:val="0"/>
+        <w:i w:val="0"/>
+        <w:strike w:val="0"/>
+        <w:dstrike w:val="0"/>
+        <w:color w:val="000000"/>
+        <w:sz w:val="18"/>
+        <w:szCs w:val="18"/>
+        <w:u w:val="none" w:color="000000"/>
+        <w:effect w:val="none"/>
+        <w:bdr w:val="none" w:sz="0" w:space="0" w:color="auto" w:frame="1"/>
+        <w:vertAlign w:val="baseline"/>
+      </w:rPr>
+    </w:lvl>
+    <w:lvl w:ilvl="6" w:tplc="0A5CEC78">
+      <w:start w:val="1"/>
+      <w:numFmt w:val="bullet"/>
+      <w:lvlText w:val="•"/>
+      <w:lvlJc w:val="left"/>
+      <w:pPr>
+        <w:ind w:left="4680" w:firstLine="0"/>
+      </w:pPr>
+      <w:rPr>
+        <w:rFonts w:ascii="Arial" w:eastAsia="Arial" w:hAnsi="Arial" w:cs="Arial"/>
+        <w:b w:val="0"/>
+        <w:i w:val="0"/>
+        <w:strike w:val="0"/>
+        <w:dstrike w:val="0"/>
+        <w:color w:val="000000"/>
+        <w:sz w:val="18"/>
+        <w:szCs w:val="18"/>
+        <w:u w:val="none" w:color="000000"/>
+        <w:effect w:val="none"/>
+        <w:bdr w:val="none" w:sz="0" w:space="0" w:color="auto" w:frame="1"/>
+        <w:vertAlign w:val="baseline"/>
+      </w:rPr>
+    </w:lvl>
+    <w:lvl w:ilvl="7" w:tplc="78CCB752">
+      <w:start w:val="1"/>
+      <w:numFmt w:val="bullet"/>
+      <w:lvlText w:val="o"/>
+      <w:lvlJc w:val="left"/>
+      <w:pPr>
+        <w:ind w:left="5400" w:firstLine="0"/>
+      </w:pPr>
+      <w:rPr>
+        <w:rFonts w:ascii="Arial" w:eastAsia="Arial" w:hAnsi="Arial" w:cs="Arial"/>
+        <w:b w:val="0"/>
+        <w:i w:val="0"/>
+        <w:strike w:val="0"/>
+        <w:dstrike w:val="0"/>
+        <w:color w:val="000000"/>
+        <w:sz w:val="18"/>
+        <w:szCs w:val="18"/>
+        <w:u w:val="none" w:color="000000"/>
+        <w:effect w:val="none"/>
+        <w:bdr w:val="none" w:sz="0" w:space="0" w:color="auto" w:frame="1"/>
+        <w:vertAlign w:val="baseline"/>
+      </w:rPr>
+    </w:lvl>
+    <w:lvl w:ilvl="8" w:tplc="72547628">
+      <w:start w:val="1"/>
+      <w:numFmt w:val="bullet"/>
+      <w:lvlText w:val="▪"/>
+      <w:lvlJc w:val="left"/>
+      <w:pPr>
+        <w:ind w:left="6120" w:firstLine="0"/>
+      </w:pPr>
+      <w:rPr>
+        <w:rFonts w:ascii="Arial" w:eastAsia="Arial" w:hAnsi="Arial" w:cs="Arial"/>
+        <w:b w:val="0"/>
+        <w:i w:val="0"/>
+        <w:strike w:val="0"/>
+        <w:dstrike w:val="0"/>
+        <w:color w:val="000000"/>
+        <w:sz w:val="18"/>
+        <w:szCs w:val="18"/>
+        <w:u w:val="none" w:color="000000"/>
+        <w:effect w:val="none"/>
+        <w:bdr w:val="none" w:sz="0" w:space="0" w:color="auto" w:frame="1"/>
+        <w:vertAlign w:val="baseline"/>
       </w:rPr>
     </w:lvl>
   </w:abstractNum>
@@ -837,6 +1794,27 @@
   </w:num>
   <w:num w:numId="9" w16cid:durableId="342632517">
     <w:abstractNumId w:val="0"/>
+  </w:num>
+  <w:num w:numId="10" w16cid:durableId="1505166946">
+    <w:abstractNumId w:val="12"/>
+    <w:lvlOverride w:ilvl="0"/>
+    <w:lvlOverride w:ilvl="1"/>
+    <w:lvlOverride w:ilvl="2"/>
+    <w:lvlOverride w:ilvl="3"/>
+    <w:lvlOverride w:ilvl="4"/>
+    <w:lvlOverride w:ilvl="5"/>
+    <w:lvlOverride w:ilvl="6"/>
+    <w:lvlOverride w:ilvl="7"/>
+    <w:lvlOverride w:ilvl="8"/>
+  </w:num>
+  <w:num w:numId="11" w16cid:durableId="1106923893">
+    <w:abstractNumId w:val="11"/>
+  </w:num>
+  <w:num w:numId="12" w16cid:durableId="1212351208">
+    <w:abstractNumId w:val="10"/>
+  </w:num>
+  <w:num w:numId="13" w16cid:durableId="1176580210">
+    <w:abstractNumId w:val="9"/>
   </w:num>
 </w:numbering>
 </file>
@@ -1447,7 +2425,6 @@
   <w:style w:type="character" w:default="1" w:styleId="DefaultParagraphFont">
     <w:name w:val="Default Paragraph Font"/>
     <w:uiPriority w:val="1"/>
-    <w:semiHidden/>
     <w:unhideWhenUsed/>
   </w:style>
   <w:style w:type="table" w:default="1" w:styleId="TableNormal">

--- a/Jyoti_Kashyap_Modern_Resume.docx
+++ b/Jyoti_Kashyap_Modern_Resume.docx
@@ -203,7 +203,14 @@
           <w:b/>
           <w:szCs w:val="20"/>
         </w:rPr>
-        <w:t>Car Sales Data Analysis</w:t>
+        <w:t xml:space="preserve">Europe </w:t>
+      </w:r>
+      <w:r>
+        <w:rPr>
+          <w:b/>
+          <w:szCs w:val="20"/>
+        </w:rPr>
+        <w:t xml:space="preserve"> Sales Data Analysis</w:t>
       </w:r>
       <w:r>
         <w:rPr>
@@ -339,10 +346,7 @@
         <w:br/>
       </w:r>
       <w:r>
-        <w:t>•</w:t>
-      </w:r>
-      <w:r>
-        <w:t xml:space="preserve"> </w:t>
+        <w:t xml:space="preserve">• </w:t>
       </w:r>
       <w:r>
         <w:t>Built an interactive Streamlit web application for dashboard reporting and data visualization.</w:t>
@@ -367,10 +371,7 @@
         <w:spacing w:after="0" w:line="240" w:lineRule="auto"/>
       </w:pPr>
       <w:r>
-        <w:t>•</w:t>
-      </w:r>
-      <w:r>
-        <w:t xml:space="preserve"> </w:t>
+        <w:t xml:space="preserve">• </w:t>
       </w:r>
       <w:r>
         <w:t>Built an interactive sales dashboard to analyze revenue, profit, and growth trends using KPI cards and charts.</w:t>
@@ -381,10 +382,7 @@
         <w:spacing w:after="0" w:line="240" w:lineRule="auto"/>
       </w:pPr>
       <w:r>
-        <w:t>•</w:t>
-      </w:r>
-      <w:r>
-        <w:t xml:space="preserve"> </w:t>
+        <w:t xml:space="preserve">• </w:t>
       </w:r>
       <w:r>
         <w:t>Performed region-wise and product-wise analysis to identify top-performing products and business</w:t>
@@ -415,10 +413,7 @@
         <w:spacing w:after="0" w:line="240" w:lineRule="auto"/>
       </w:pPr>
       <w:r>
-        <w:t>•</w:t>
-      </w:r>
-      <w:r>
-        <w:t xml:space="preserve"> </w:t>
+        <w:t xml:space="preserve">• </w:t>
       </w:r>
       <w:r>
         <w:t>Built an HR analytics dashboard to analyze employee attrition, salary trends, and department performance.</w:t>
@@ -429,10 +424,7 @@
         <w:spacing w:after="0" w:line="240" w:lineRule="auto"/>
       </w:pPr>
       <w:r>
-        <w:t>•</w:t>
-      </w:r>
-      <w:r>
-        <w:t xml:space="preserve"> </w:t>
+        <w:t xml:space="preserve">• </w:t>
       </w:r>
       <w:r>
         <w:t>Created visual reports to identify workforce trends and support HR decision-making.</w:t>
@@ -457,10 +449,7 @@
         <w:spacing w:after="0" w:line="240" w:lineRule="auto"/>
       </w:pPr>
       <w:r>
-        <w:t>•</w:t>
-      </w:r>
-      <w:r>
-        <w:t xml:space="preserve"> </w:t>
+        <w:t xml:space="preserve">• </w:t>
       </w:r>
       <w:r>
         <w:t>Built a finance dashboard to track expenses, budget vs actual performance, and profit margins.</w:t>
@@ -471,10 +460,7 @@
         <w:spacing w:after="0" w:line="240" w:lineRule="auto"/>
       </w:pPr>
       <w:r>
-        <w:t>•</w:t>
-      </w:r>
-      <w:r>
-        <w:t xml:space="preserve"> </w:t>
+        <w:t xml:space="preserve">• </w:t>
       </w:r>
       <w:r>
         <w:t>Analyzed financial trends and generated insights for better budget planning.</w:t>
@@ -499,10 +485,7 @@
         <w:spacing w:after="0" w:line="240" w:lineRule="auto"/>
       </w:pPr>
       <w:r>
-        <w:t>•</w:t>
-      </w:r>
-      <w:r>
-        <w:t xml:space="preserve"> </w:t>
+        <w:t xml:space="preserve">• </w:t>
       </w:r>
       <w:r>
         <w:t>Built an interactive dashboard to analyze customer behavior, repeat customers, and delivery trends.</w:t>
@@ -513,10 +496,7 @@
         <w:spacing w:after="0" w:line="240" w:lineRule="auto"/>
       </w:pPr>
       <w:r>
-        <w:t>•</w:t>
-      </w:r>
-      <w:r>
-        <w:t xml:space="preserve"> </w:t>
+        <w:t xml:space="preserve">• </w:t>
       </w:r>
       <w:r>
         <w:t>Generated insights to improve customer retention and operational efficiency.</w:t>
@@ -541,10 +521,7 @@
         <w:spacing w:after="0" w:line="240" w:lineRule="auto"/>
       </w:pPr>
       <w:r>
-        <w:t>•</w:t>
-      </w:r>
-      <w:r>
-        <w:t xml:space="preserve"> </w:t>
+        <w:t xml:space="preserve">• </w:t>
       </w:r>
       <w:r>
         <w:t>Developed a retail sales analysis system using CSV datasets for data cleaning and trend analysis.</w:t>
@@ -555,10 +532,7 @@
         <w:spacing w:after="0" w:line="240" w:lineRule="auto"/>
       </w:pPr>
       <w:r>
-        <w:t>•</w:t>
-      </w:r>
-      <w:r>
-        <w:t xml:space="preserve"> </w:t>
+        <w:t xml:space="preserve">• </w:t>
       </w:r>
       <w:r>
         <w:t>Performed missing value handling, monthly revenue analysis, and top product identification using Python.</w:t>
@@ -583,10 +557,7 @@
         <w:spacing w:after="0" w:line="240" w:lineRule="auto"/>
       </w:pPr>
       <w:r>
-        <w:t>•</w:t>
-      </w:r>
-      <w:r>
-        <w:t xml:space="preserve"> </w:t>
+        <w:t xml:space="preserve">• </w:t>
       </w:r>
       <w:r>
         <w:t>Developed an interactive analytics app allowing users to upload CSV files and visualize data.</w:t>
@@ -597,10 +568,7 @@
         <w:spacing w:after="0" w:line="240" w:lineRule="auto"/>
       </w:pPr>
       <w:r>
-        <w:t>•</w:t>
-      </w:r>
-      <w:r>
-        <w:t xml:space="preserve"> </w:t>
+        <w:t xml:space="preserve">• </w:t>
       </w:r>
       <w:r>
         <w:t>Implemented filters and interactive charts for dynamic dashboard analysis.</w:t>
@@ -625,10 +593,7 @@
         <w:spacing w:after="0" w:line="240" w:lineRule="auto"/>
       </w:pPr>
       <w:r>
-        <w:t>•</w:t>
-      </w:r>
-      <w:r>
-        <w:t xml:space="preserve"> </w:t>
+        <w:t xml:space="preserve">• </w:t>
       </w:r>
       <w:r>
         <w:t>Built an ERP dashboard to analyze student admissions, fees collection, attendance, and faculty performance.</w:t>
@@ -639,10 +604,7 @@
         <w:spacing w:after="0" w:line="240" w:lineRule="auto"/>
       </w:pPr>
       <w:r>
-        <w:t>•</w:t>
-      </w:r>
-      <w:r>
-        <w:t xml:space="preserve">  </w:t>
+        <w:t xml:space="preserve">•  </w:t>
       </w:r>
       <w:r>
         <w:t>Created reports to monitor course popularity and institutional performance.</w:t>
@@ -1797,15 +1759,6 @@
   </w:num>
   <w:num w:numId="10" w16cid:durableId="1505166946">
     <w:abstractNumId w:val="12"/>
-    <w:lvlOverride w:ilvl="0"/>
-    <w:lvlOverride w:ilvl="1"/>
-    <w:lvlOverride w:ilvl="2"/>
-    <w:lvlOverride w:ilvl="3"/>
-    <w:lvlOverride w:ilvl="4"/>
-    <w:lvlOverride w:ilvl="5"/>
-    <w:lvlOverride w:ilvl="6"/>
-    <w:lvlOverride w:ilvl="7"/>
-    <w:lvlOverride w:ilvl="8"/>
   </w:num>
   <w:num w:numId="11" w16cid:durableId="1106923893">
     <w:abstractNumId w:val="11"/>
@@ -2425,6 +2378,7 @@
   <w:style w:type="character" w:default="1" w:styleId="DefaultParagraphFont">
     <w:name w:val="Default Paragraph Font"/>
     <w:uiPriority w:val="1"/>
+    <w:semiHidden/>
     <w:unhideWhenUsed/>
   </w:style>
   <w:style w:type="table" w:default="1" w:styleId="TableNormal">
